--- a/lb1/report.docx
+++ b/lb1/report.docx
@@ -2032,7 +2032,27 @@
           <w:szCs w:val="28"/>
         </w:rPr>
         <w:tab/>
-        <w:t>Вычисленная медиана:</w:t>
+        <w:t xml:space="preserve">Вычисленная медиана </w:t>
+      </w:r>
+      <w:r>
+        <w:rPr>
+          <w:b w:val="false"/>
+          <w:bCs w:val="false"/>
+          <w:color w:val="000000"/>
+          <w:sz w:val="28"/>
+          <w:szCs w:val="28"/>
+        </w:rPr>
+        <w:t>(если удалить выбросы)</w:t>
+      </w:r>
+      <w:r>
+        <w:rPr>
+          <w:b w:val="false"/>
+          <w:bCs w:val="false"/>
+          <w:color w:val="000000"/>
+          <w:sz w:val="28"/>
+          <w:szCs w:val="28"/>
+        </w:rPr>
+        <w:t>:</w:t>
       </w:r>
     </w:p>
     <w:p>
@@ -2084,6 +2104,58 @@
           <w:sz w:val="22"/>
           <w:szCs w:val="22"/>
         </w:rPr>
+      </w:r>
+    </w:p>
+    <w:p>
+      <w:pPr>
+        <w:pStyle w:val="Normal"/>
+        <w:spacing w:lineRule="auto" w:line="360"/>
+        <w:jc w:val="both"/>
+        <w:rPr>
+          <w:rFonts w:ascii="Courier New" w:hAnsi="Courier New"/>
+          <w:b w:val="false"/>
+          <w:bCs w:val="false"/>
+          <w:color w:val="000000"/>
+          <w:sz w:val="22"/>
+          <w:szCs w:val="22"/>
+        </w:rPr>
+      </w:pPr>
+      <w:r>
+        <w:rPr>
+          <w:rFonts w:ascii="Courier New" w:hAnsi="Courier New"/>
+          <w:b w:val="false"/>
+          <w:bCs w:val="false"/>
+          <w:color w:val="000000"/>
+          <w:sz w:val="22"/>
+          <w:szCs w:val="22"/>
+        </w:rPr>
+        <w:tab/>
+      </w:r>
+    </w:p>
+    <w:p>
+      <w:pPr>
+        <w:pStyle w:val="Normal"/>
+        <w:spacing w:lineRule="auto" w:line="360"/>
+        <w:jc w:val="both"/>
+        <w:rPr>
+          <w:rFonts w:ascii="Courier New" w:hAnsi="Courier New"/>
+          <w:b w:val="false"/>
+          <w:bCs w:val="false"/>
+          <w:color w:val="000000"/>
+          <w:sz w:val="22"/>
+          <w:szCs w:val="22"/>
+        </w:rPr>
+      </w:pPr>
+      <w:r>
+        <w:rPr>
+          <w:rFonts w:ascii="Courier New" w:hAnsi="Courier New"/>
+          <w:b w:val="false"/>
+          <w:bCs w:val="false"/>
+          <w:color w:val="000000"/>
+          <w:sz w:val="22"/>
+          <w:szCs w:val="22"/>
+        </w:rPr>
+        <w:tab/>
       </w:r>
     </w:p>
     <w:p>
@@ -2693,44 +2765,7 @@
           <w:sz w:val="22"/>
           <w:szCs w:val="22"/>
         </w:rPr>
-        <w:t>df = pd.read_csv('data.csv', skiprows=25, sep=';',</w:t>
-      </w:r>
-    </w:p>
-    <w:p>
-      <w:pPr>
-        <w:pStyle w:val="Normal"/>
-        <w:spacing w:lineRule="auto" w:line="240"/>
-        <w:jc w:val="left"/>
-        <w:rPr>
-          <w:rFonts w:ascii="Courier New" w:hAnsi="Courier New"/>
-          <w:b w:val="false"/>
-          <w:bCs w:val="false"/>
-          <w:color w:val="000000"/>
-          <w:sz w:val="22"/>
-          <w:szCs w:val="22"/>
-        </w:rPr>
-      </w:pPr>
-      <w:r>
-        <w:rPr>
-          <w:rFonts w:ascii="Courier New" w:hAnsi="Courier New"/>
-          <w:b w:val="false"/>
-          <w:bCs w:val="false"/>
-          <w:color w:val="000000"/>
-          <w:sz w:val="22"/>
-          <w:szCs w:val="22"/>
-        </w:rPr>
-        <w:t xml:space="preserve">                 </w:t>
-      </w:r>
-      <w:r>
-        <w:rPr>
-          <w:rFonts w:ascii="Courier New" w:hAnsi="Courier New"/>
-          <w:b w:val="false"/>
-          <w:bCs w:val="false"/>
-          <w:color w:val="000000"/>
-          <w:sz w:val="22"/>
-          <w:szCs w:val="22"/>
-        </w:rPr>
-        <w:t>names=['datetime', 'RCORR_E'])</w:t>
+        <w:t>df = pd.read_csv('data.csv', skiprows=25, sep=';', names=['datetime', 'RCORR_E'])</w:t>
       </w:r>
     </w:p>
     <w:p>
@@ -3269,58 +3304,84 @@
           <w:sz w:val="22"/>
           <w:szCs w:val="22"/>
         </w:rPr>
-        <w:t>print(f"outliers: {n_outliers} ({n_outliers/n_total*100:.3f}%)")</w:t>
-      </w:r>
-    </w:p>
-    <w:p>
-      <w:pPr>
-        <w:pStyle w:val="Normal"/>
-        <w:spacing w:lineRule="auto" w:line="240"/>
-        <w:jc w:val="left"/>
-        <w:rPr>
-          <w:rFonts w:ascii="Courier New" w:hAnsi="Courier New"/>
-          <w:b w:val="false"/>
-          <w:bCs w:val="false"/>
-          <w:color w:val="000000"/>
-          <w:sz w:val="22"/>
-          <w:szCs w:val="22"/>
-        </w:rPr>
-      </w:pPr>
-      <w:r>
-        <w:rPr>
-          <w:rFonts w:ascii="Courier New" w:hAnsi="Courier New"/>
-          <w:b w:val="false"/>
-          <w:bCs w:val="false"/>
-          <w:color w:val="000000"/>
-          <w:sz w:val="22"/>
-          <w:szCs w:val="22"/>
-        </w:rPr>
-      </w:r>
-    </w:p>
-    <w:p>
-      <w:pPr>
-        <w:pStyle w:val="Normal"/>
-        <w:spacing w:lineRule="auto" w:line="240"/>
-        <w:jc w:val="left"/>
-        <w:rPr>
-          <w:rFonts w:ascii="Courier New" w:hAnsi="Courier New"/>
-          <w:b w:val="false"/>
-          <w:bCs w:val="false"/>
-          <w:color w:val="000000"/>
-          <w:sz w:val="22"/>
-          <w:szCs w:val="22"/>
-        </w:rPr>
-      </w:pPr>
-      <w:r>
-        <w:rPr>
-          <w:rFonts w:ascii="Courier New" w:hAnsi="Courier New"/>
-          <w:b w:val="false"/>
-          <w:bCs w:val="false"/>
-          <w:color w:val="000000"/>
-          <w:sz w:val="22"/>
-          <w:szCs w:val="22"/>
-        </w:rPr>
-        <w:t>median = df['RCORR_E'].median()</w:t>
+        <w:t>print(f"outliers: {n_outliers} ({n_outliers/14400*100:.3f}%)")</w:t>
+      </w:r>
+    </w:p>
+    <w:p>
+      <w:pPr>
+        <w:pStyle w:val="Normal"/>
+        <w:spacing w:lineRule="auto" w:line="240"/>
+        <w:jc w:val="left"/>
+        <w:rPr>
+          <w:rFonts w:ascii="Courier New" w:hAnsi="Courier New"/>
+          <w:b w:val="false"/>
+          <w:bCs w:val="false"/>
+          <w:color w:val="000000"/>
+          <w:sz w:val="22"/>
+          <w:szCs w:val="22"/>
+        </w:rPr>
+      </w:pPr>
+      <w:r>
+        <w:rPr>
+          <w:rFonts w:ascii="Courier New" w:hAnsi="Courier New"/>
+          <w:b w:val="false"/>
+          <w:bCs w:val="false"/>
+          <w:color w:val="000000"/>
+          <w:sz w:val="22"/>
+          <w:szCs w:val="22"/>
+        </w:rPr>
+      </w:r>
+    </w:p>
+    <w:p>
+      <w:pPr>
+        <w:pStyle w:val="Normal"/>
+        <w:spacing w:lineRule="auto" w:line="240"/>
+        <w:jc w:val="left"/>
+        <w:rPr>
+          <w:rFonts w:ascii="Courier New" w:hAnsi="Courier New"/>
+          <w:b w:val="false"/>
+          <w:bCs w:val="false"/>
+          <w:color w:val="000000"/>
+          <w:sz w:val="22"/>
+          <w:szCs w:val="22"/>
+        </w:rPr>
+      </w:pPr>
+      <w:r>
+        <w:rPr>
+          <w:rFonts w:ascii="Courier New" w:hAnsi="Courier New"/>
+          <w:b w:val="false"/>
+          <w:bCs w:val="false"/>
+          <w:color w:val="000000"/>
+          <w:sz w:val="22"/>
+          <w:szCs w:val="22"/>
+        </w:rPr>
+        <w:t>df_clean = df['RCORR_E'].drop(df[mask_outliers].index)</w:t>
+      </w:r>
+    </w:p>
+    <w:p>
+      <w:pPr>
+        <w:pStyle w:val="Normal"/>
+        <w:spacing w:lineRule="auto" w:line="240"/>
+        <w:jc w:val="left"/>
+        <w:rPr>
+          <w:rFonts w:ascii="Courier New" w:hAnsi="Courier New"/>
+          <w:b w:val="false"/>
+          <w:bCs w:val="false"/>
+          <w:color w:val="000000"/>
+          <w:sz w:val="22"/>
+          <w:szCs w:val="22"/>
+        </w:rPr>
+      </w:pPr>
+      <w:r>
+        <w:rPr>
+          <w:rFonts w:ascii="Courier New" w:hAnsi="Courier New"/>
+          <w:b w:val="false"/>
+          <w:bCs w:val="false"/>
+          <w:color w:val="000000"/>
+          <w:sz w:val="22"/>
+          <w:szCs w:val="22"/>
+        </w:rPr>
+        <w:t>median = df_clean.median()</w:t>
       </w:r>
     </w:p>
     <w:p>
@@ -3474,33 +3535,340 @@
           <w:sz w:val="22"/>
           <w:szCs w:val="22"/>
         </w:rPr>
-        <w:t>assert(df_new['RCORR_E'].median() == median)</w:t>
-      </w:r>
-    </w:p>
-    <w:p>
-      <w:pPr>
-        <w:pStyle w:val="Normal"/>
-        <w:spacing w:lineRule="auto" w:line="240"/>
-        <w:jc w:val="left"/>
-        <w:rPr>
-          <w:rFonts w:ascii="Courier New" w:hAnsi="Courier New"/>
-          <w:b w:val="false"/>
-          <w:bCs w:val="false"/>
-          <w:color w:val="000000"/>
-          <w:sz w:val="22"/>
-          <w:szCs w:val="22"/>
-        </w:rPr>
-      </w:pPr>
-      <w:r>
-        <w:rPr>
-          <w:rFonts w:ascii="Courier New" w:hAnsi="Courier New"/>
-          <w:b w:val="false"/>
-          <w:bCs w:val="false"/>
-          <w:color w:val="000000"/>
-          <w:sz w:val="22"/>
-          <w:szCs w:val="22"/>
-        </w:rPr>
-        <w:t>assert(len(df_new['RCORR_E']) == len(df['RCORR_E']))</w:t>
+        <w:t>df_diff = df.datetime.diff()</w:t>
+      </w:r>
+    </w:p>
+    <w:p>
+      <w:pPr>
+        <w:pStyle w:val="Normal"/>
+        <w:spacing w:lineRule="auto" w:line="240"/>
+        <w:jc w:val="left"/>
+        <w:rPr>
+          <w:rFonts w:ascii="Courier New" w:hAnsi="Courier New"/>
+          <w:b w:val="false"/>
+          <w:bCs w:val="false"/>
+          <w:color w:val="000000"/>
+          <w:sz w:val="22"/>
+          <w:szCs w:val="22"/>
+        </w:rPr>
+      </w:pPr>
+      <w:r>
+        <w:rPr>
+          <w:rFonts w:ascii="Courier New" w:hAnsi="Courier New"/>
+          <w:b w:val="false"/>
+          <w:bCs w:val="false"/>
+          <w:color w:val="000000"/>
+          <w:sz w:val="22"/>
+          <w:szCs w:val="22"/>
+        </w:rPr>
+      </w:r>
+    </w:p>
+    <w:p>
+      <w:pPr>
+        <w:pStyle w:val="Normal"/>
+        <w:spacing w:lineRule="auto" w:line="240"/>
+        <w:jc w:val="left"/>
+        <w:rPr>
+          <w:rFonts w:ascii="Courier New" w:hAnsi="Courier New"/>
+          <w:b w:val="false"/>
+          <w:bCs w:val="false"/>
+          <w:color w:val="000000"/>
+          <w:sz w:val="22"/>
+          <w:szCs w:val="22"/>
+        </w:rPr>
+      </w:pPr>
+      <w:r>
+        <w:rPr>
+          <w:rFonts w:ascii="Courier New" w:hAnsi="Courier New"/>
+          <w:b w:val="false"/>
+          <w:bCs w:val="false"/>
+          <w:color w:val="000000"/>
+          <w:sz w:val="22"/>
+          <w:szCs w:val="22"/>
+        </w:rPr>
+        <w:t>print(df_diff[df_diff &gt; pd.Timedelta('1min')])</w:t>
+      </w:r>
+    </w:p>
+    <w:p>
+      <w:pPr>
+        <w:pStyle w:val="Normal"/>
+        <w:spacing w:lineRule="auto" w:line="240"/>
+        <w:jc w:val="left"/>
+        <w:rPr>
+          <w:rFonts w:ascii="Courier New" w:hAnsi="Courier New"/>
+          <w:b w:val="false"/>
+          <w:bCs w:val="false"/>
+          <w:color w:val="000000"/>
+          <w:sz w:val="22"/>
+          <w:szCs w:val="22"/>
+        </w:rPr>
+      </w:pPr>
+      <w:r>
+        <w:rPr>
+          <w:rFonts w:ascii="Courier New" w:hAnsi="Courier New"/>
+          <w:b w:val="false"/>
+          <w:bCs w:val="false"/>
+          <w:color w:val="000000"/>
+          <w:sz w:val="22"/>
+          <w:szCs w:val="22"/>
+        </w:rPr>
+      </w:r>
+    </w:p>
+    <w:p>
+      <w:pPr>
+        <w:pStyle w:val="Normal"/>
+        <w:spacing w:lineRule="auto" w:line="240"/>
+        <w:jc w:val="left"/>
+        <w:rPr>
+          <w:rFonts w:ascii="Courier New" w:hAnsi="Courier New"/>
+          <w:b w:val="false"/>
+          <w:bCs w:val="false"/>
+          <w:color w:val="000000"/>
+          <w:sz w:val="22"/>
+          <w:szCs w:val="22"/>
+        </w:rPr>
+      </w:pPr>
+      <w:r>
+        <w:rPr>
+          <w:rFonts w:ascii="Courier New" w:hAnsi="Courier New"/>
+          <w:b w:val="false"/>
+          <w:bCs w:val="false"/>
+          <w:color w:val="000000"/>
+          <w:sz w:val="22"/>
+          <w:szCs w:val="22"/>
+        </w:rPr>
+        <w:t>n_missing = 14400 - len(df['RCORR_E'])</w:t>
+      </w:r>
+    </w:p>
+    <w:p>
+      <w:pPr>
+        <w:pStyle w:val="Normal"/>
+        <w:spacing w:lineRule="auto" w:line="240"/>
+        <w:jc w:val="left"/>
+        <w:rPr>
+          <w:rFonts w:ascii="Courier New" w:hAnsi="Courier New"/>
+          <w:b w:val="false"/>
+          <w:bCs w:val="false"/>
+          <w:color w:val="000000"/>
+          <w:sz w:val="22"/>
+          <w:szCs w:val="22"/>
+        </w:rPr>
+      </w:pPr>
+      <w:r>
+        <w:rPr>
+          <w:rFonts w:ascii="Courier New" w:hAnsi="Courier New"/>
+          <w:b w:val="false"/>
+          <w:bCs w:val="false"/>
+          <w:color w:val="000000"/>
+          <w:sz w:val="22"/>
+          <w:szCs w:val="22"/>
+        </w:rPr>
+        <w:t>print(f"n_missing: {n_missing} ({n_missing/14400*100:.3f}%)")</w:t>
+      </w:r>
+    </w:p>
+    <w:p>
+      <w:pPr>
+        <w:pStyle w:val="Normal"/>
+        <w:spacing w:lineRule="auto" w:line="240"/>
+        <w:jc w:val="left"/>
+        <w:rPr>
+          <w:rFonts w:ascii="Courier New" w:hAnsi="Courier New"/>
+          <w:b w:val="false"/>
+          <w:bCs w:val="false"/>
+          <w:color w:val="000000"/>
+          <w:sz w:val="22"/>
+          <w:szCs w:val="22"/>
+        </w:rPr>
+      </w:pPr>
+      <w:r>
+        <w:rPr>
+          <w:rFonts w:ascii="Courier New" w:hAnsi="Courier New"/>
+          <w:b w:val="false"/>
+          <w:bCs w:val="false"/>
+          <w:color w:val="000000"/>
+          <w:sz w:val="22"/>
+          <w:szCs w:val="22"/>
+        </w:rPr>
+      </w:r>
+    </w:p>
+    <w:p>
+      <w:pPr>
+        <w:pStyle w:val="Normal"/>
+        <w:spacing w:lineRule="auto" w:line="240"/>
+        <w:jc w:val="left"/>
+        <w:rPr>
+          <w:rFonts w:ascii="Courier New" w:hAnsi="Courier New"/>
+          <w:b w:val="false"/>
+          <w:bCs w:val="false"/>
+          <w:color w:val="000000"/>
+          <w:sz w:val="22"/>
+          <w:szCs w:val="22"/>
+        </w:rPr>
+      </w:pPr>
+      <w:r>
+        <w:rPr>
+          <w:rFonts w:ascii="Courier New" w:hAnsi="Courier New"/>
+          <w:b w:val="false"/>
+          <w:bCs w:val="false"/>
+          <w:color w:val="000000"/>
+          <w:sz w:val="22"/>
+          <w:szCs w:val="22"/>
+        </w:rPr>
+        <w:t>print(f"n_missing+outliers: {n_missing+n_outliers} ({(n_missing+n_outliers)/n_total*100:.3f}%)")</w:t>
+      </w:r>
+    </w:p>
+    <w:p>
+      <w:pPr>
+        <w:pStyle w:val="Normal"/>
+        <w:spacing w:lineRule="auto" w:line="240"/>
+        <w:jc w:val="left"/>
+        <w:rPr>
+          <w:rFonts w:ascii="Courier New" w:hAnsi="Courier New"/>
+          <w:b w:val="false"/>
+          <w:bCs w:val="false"/>
+          <w:color w:val="000000"/>
+          <w:sz w:val="22"/>
+          <w:szCs w:val="22"/>
+        </w:rPr>
+      </w:pPr>
+      <w:r>
+        <w:rPr>
+          <w:rFonts w:ascii="Courier New" w:hAnsi="Courier New"/>
+          <w:b w:val="false"/>
+          <w:bCs w:val="false"/>
+          <w:color w:val="000000"/>
+          <w:sz w:val="22"/>
+          <w:szCs w:val="22"/>
+        </w:rPr>
+      </w:r>
+    </w:p>
+    <w:p>
+      <w:pPr>
+        <w:pStyle w:val="Normal"/>
+        <w:spacing w:lineRule="auto" w:line="240"/>
+        <w:jc w:val="left"/>
+        <w:rPr>
+          <w:rFonts w:ascii="Courier New" w:hAnsi="Courier New"/>
+          <w:b w:val="false"/>
+          <w:bCs w:val="false"/>
+          <w:color w:val="000000"/>
+          <w:sz w:val="22"/>
+          <w:szCs w:val="22"/>
+        </w:rPr>
+      </w:pPr>
+      <w:r>
+        <w:rPr>
+          <w:rFonts w:ascii="Courier New" w:hAnsi="Courier New"/>
+          <w:b w:val="false"/>
+          <w:bCs w:val="false"/>
+          <w:color w:val="000000"/>
+          <w:sz w:val="22"/>
+          <w:szCs w:val="22"/>
+        </w:rPr>
+        <w:t>df_new = df.set_index('datetime').reindex(pd.date_range(df.datetime.min(), df.datetime.max(), freq='1min')).reset_index()</w:t>
+      </w:r>
+    </w:p>
+    <w:p>
+      <w:pPr>
+        <w:pStyle w:val="Normal"/>
+        <w:spacing w:lineRule="auto" w:line="240"/>
+        <w:jc w:val="left"/>
+        <w:rPr>
+          <w:rFonts w:ascii="Courier New" w:hAnsi="Courier New"/>
+          <w:b w:val="false"/>
+          <w:bCs w:val="false"/>
+          <w:color w:val="000000"/>
+          <w:sz w:val="22"/>
+          <w:szCs w:val="22"/>
+        </w:rPr>
+      </w:pPr>
+      <w:r>
+        <w:rPr>
+          <w:rFonts w:ascii="Courier New" w:hAnsi="Courier New"/>
+          <w:b w:val="false"/>
+          <w:bCs w:val="false"/>
+          <w:color w:val="000000"/>
+          <w:sz w:val="22"/>
+          <w:szCs w:val="22"/>
+        </w:rPr>
+        <w:t>df_new.columns = ['datetime', 'RCORR_E']</w:t>
+      </w:r>
+    </w:p>
+    <w:p>
+      <w:pPr>
+        <w:pStyle w:val="Normal"/>
+        <w:spacing w:lineRule="auto" w:line="240"/>
+        <w:jc w:val="left"/>
+        <w:rPr>
+          <w:rFonts w:ascii="Courier New" w:hAnsi="Courier New"/>
+          <w:b w:val="false"/>
+          <w:bCs w:val="false"/>
+          <w:color w:val="000000"/>
+          <w:sz w:val="22"/>
+          <w:szCs w:val="22"/>
+        </w:rPr>
+      </w:pPr>
+      <w:r>
+        <w:rPr>
+          <w:rFonts w:ascii="Courier New" w:hAnsi="Courier New"/>
+          <w:b w:val="false"/>
+          <w:bCs w:val="false"/>
+          <w:color w:val="000000"/>
+          <w:sz w:val="22"/>
+          <w:szCs w:val="22"/>
+        </w:rPr>
+        <w:t>df_new['RCORR_E'] = df_new['RCORR_E'].fillna(median)</w:t>
+      </w:r>
+    </w:p>
+    <w:p>
+      <w:pPr>
+        <w:pStyle w:val="Normal"/>
+        <w:spacing w:lineRule="auto" w:line="240"/>
+        <w:jc w:val="left"/>
+        <w:rPr>
+          <w:rFonts w:ascii="Courier New" w:hAnsi="Courier New"/>
+          <w:b w:val="false"/>
+          <w:bCs w:val="false"/>
+          <w:color w:val="000000"/>
+          <w:sz w:val="22"/>
+          <w:szCs w:val="22"/>
+        </w:rPr>
+      </w:pPr>
+      <w:r>
+        <w:rPr>
+          <w:rFonts w:ascii="Courier New" w:hAnsi="Courier New"/>
+          <w:b w:val="false"/>
+          <w:bCs w:val="false"/>
+          <w:color w:val="000000"/>
+          <w:sz w:val="22"/>
+          <w:szCs w:val="22"/>
+        </w:rPr>
+      </w:r>
+    </w:p>
+    <w:p>
+      <w:pPr>
+        <w:pStyle w:val="Normal"/>
+        <w:spacing w:lineRule="auto" w:line="240"/>
+        <w:jc w:val="left"/>
+        <w:rPr>
+          <w:rFonts w:ascii="Courier New" w:hAnsi="Courier New"/>
+          <w:b w:val="false"/>
+          <w:bCs w:val="false"/>
+          <w:color w:val="000000"/>
+          <w:sz w:val="22"/>
+          <w:szCs w:val="22"/>
+        </w:rPr>
+      </w:pPr>
+      <w:r>
+        <w:rPr>
+          <w:rFonts w:ascii="Courier New" w:hAnsi="Courier New"/>
+          <w:b w:val="false"/>
+          <w:bCs w:val="false"/>
+          <w:color w:val="000000"/>
+          <w:sz w:val="22"/>
+          <w:szCs w:val="22"/>
+        </w:rPr>
+        <w:t>assert(len(df_new['RCORR_E']) == 14400)</w:t>
       </w:r>
     </w:p>
     <w:p>
@@ -4069,44 +4437,7 @@
           <w:sz w:val="22"/>
           <w:szCs w:val="22"/>
         </w:rPr>
-        <w:t>ax.plot((minx, maxx), (range[0], range[0]), 'r', linewidth=0.5,</w:t>
-      </w:r>
-    </w:p>
-    <w:p>
-      <w:pPr>
-        <w:pStyle w:val="Normal"/>
-        <w:spacing w:lineRule="auto" w:line="240"/>
-        <w:jc w:val="left"/>
-        <w:rPr>
-          <w:rFonts w:ascii="Courier New" w:hAnsi="Courier New"/>
-          <w:b w:val="false"/>
-          <w:bCs w:val="false"/>
-          <w:color w:val="000000"/>
-          <w:sz w:val="22"/>
-          <w:szCs w:val="22"/>
-        </w:rPr>
-      </w:pPr>
-      <w:r>
-        <w:rPr>
-          <w:rFonts w:ascii="Courier New" w:hAnsi="Courier New"/>
-          <w:b w:val="false"/>
-          <w:bCs w:val="false"/>
-          <w:color w:val="000000"/>
-          <w:sz w:val="22"/>
-          <w:szCs w:val="22"/>
-        </w:rPr>
-        <w:t xml:space="preserve">        </w:t>
-      </w:r>
-      <w:r>
-        <w:rPr>
-          <w:rFonts w:ascii="Courier New" w:hAnsi="Courier New"/>
-          <w:b w:val="false"/>
-          <w:bCs w:val="false"/>
-          <w:color w:val="000000"/>
-          <w:sz w:val="22"/>
-          <w:szCs w:val="22"/>
-        </w:rPr>
-        <w:t>label="3 sigma range")</w:t>
+        <w:t>ax.plot((minx, maxx), (range[0], range[0]), 'r', linewidth=0.5, label="3 sigma range")</w:t>
       </w:r>
     </w:p>
     <w:p>
@@ -4158,44 +4489,7 @@
           <w:sz w:val="22"/>
           <w:szCs w:val="22"/>
         </w:rPr>
-        <w:t>ax.plot((minx, maxx), (median, median), color='lime', linewidth=1,</w:t>
-      </w:r>
-    </w:p>
-    <w:p>
-      <w:pPr>
-        <w:pStyle w:val="Normal"/>
-        <w:spacing w:lineRule="auto" w:line="240"/>
-        <w:jc w:val="left"/>
-        <w:rPr>
-          <w:rFonts w:ascii="Courier New" w:hAnsi="Courier New"/>
-          <w:b w:val="false"/>
-          <w:bCs w:val="false"/>
-          <w:color w:val="000000"/>
-          <w:sz w:val="22"/>
-          <w:szCs w:val="22"/>
-        </w:rPr>
-      </w:pPr>
-      <w:r>
-        <w:rPr>
-          <w:rFonts w:ascii="Courier New" w:hAnsi="Courier New"/>
-          <w:b w:val="false"/>
-          <w:bCs w:val="false"/>
-          <w:color w:val="000000"/>
-          <w:sz w:val="22"/>
-          <w:szCs w:val="22"/>
-        </w:rPr>
-        <w:t xml:space="preserve">        </w:t>
-      </w:r>
-      <w:r>
-        <w:rPr>
-          <w:rFonts w:ascii="Courier New" w:hAnsi="Courier New"/>
-          <w:b w:val="false"/>
-          <w:bCs w:val="false"/>
-          <w:color w:val="000000"/>
-          <w:sz w:val="22"/>
-          <w:szCs w:val="22"/>
-        </w:rPr>
-        <w:t>label="median")</w:t>
+        <w:t>ax.plot((minx, maxx), (median, median), color='lime', linewidth=1, label="median")</w:t>
       </w:r>
     </w:p>
     <w:p>
